--- a/Amatxu carta.docx
+++ b/Amatxu carta.docx
@@ -227,7 +227,25 @@
           <w:sz w:val="24"/>
           <w:szCs w:val="24"/>
         </w:rPr>
-        <w:t>Gracias, mamá. Por todo. Por los años que llevas dándolo todo sin pedir nada. Por las noches en vela, por los abrazos en el momento justo, por enseñarme a ser quien soy. Hoy y siempre, te quiero.</w:t>
+        <w:t xml:space="preserve">Gracias, </w:t>
+      </w:r>
+      <w:r>
+        <w:rPr>
+          <w:rFonts w:ascii="Garamond" w:eastAsia="Garamond" w:hAnsi="Garamond" w:cs="Garamond"/>
+          <w:color w:val="2E1A1E"/>
+          <w:sz w:val="24"/>
+          <w:szCs w:val="24"/>
+        </w:rPr>
+        <w:t>ama</w:t>
+      </w:r>
+      <w:r>
+        <w:rPr>
+          <w:rFonts w:ascii="Garamond" w:eastAsia="Garamond" w:hAnsi="Garamond" w:cs="Garamond"/>
+          <w:color w:val="2E1A1E"/>
+          <w:sz w:val="24"/>
+          <w:szCs w:val="24"/>
+        </w:rPr>
+        <w:t>. Por todo. Por los años que llevas dándolo todo sin pedir nada. Por las noches en vela, por los abrazos en el momento justo, por enseñarme a ser quien soy. Hoy y siempre, te quiero.</w:t>
       </w:r>
     </w:p>
     <w:p>
@@ -468,6 +486,7 @@
       <w:r>
         <w:rPr>
           <w:rFonts w:ascii="Palatino Linotype" w:eastAsia="Palatino Linotype" w:hAnsi="Palatino Linotype" w:cs="Palatino Linotype"/>
+          <w:noProof/>
           <w:color w:val="D8A13C"/>
           <w:sz w:val="30"/>
           <w:szCs w:val="30"/>
@@ -1131,6 +1150,7 @@
   <w:style w:type="character" w:default="1" w:styleId="Fuentedeprrafopredeter">
     <w:name w:val="Default Paragraph Font"/>
     <w:uiPriority w:val="1"/>
+    <w:semiHidden/>
     <w:unhideWhenUsed/>
   </w:style>
   <w:style w:type="table" w:default="1" w:styleId="Tablanormal">
